--- a/business_document/02_sales_enablement/DOC-08_Buyer_Persona_Matrix.docx
+++ b/business_document/02_sales_enablement/DOC-08_Buyer_Persona_Matrix.docx
@@ -2120,7 +2120,7 @@
           <w:color w:val="222222"/>
           <w:sz w:val="19"/>
         </w:rPr>
-        <w:t xml:space="preserve"> 40+ software engineers permanently stationed at Youth Tower, Dhaka.</w:t>
+        <w:t xml:space="preserve"> 40+ software engineers at the Youth Tower engineering center, Dhaka.</w:t>
       </w:r>
     </w:p>
     <w:p>
@@ -2161,7 +2161,7 @@
           <w:color w:val="222222"/>
           <w:sz w:val="19"/>
         </w:rPr>
-        <w:t>"Mr. CIO, we do not require you to rip and replace anything. ULMS operates as a specialized digital lending layer that interfaces cleanly with your existing CBS via standard REST APIs. The platform runs entirely on-premises in your private datacenter on modern Spring Boot 4 and PostgreSQL 17, with Keycloak 26 identity and zero proprietary lock-in. And if you ever need an engineer on-site, our team is at Youth Tower, 20 minutes from your datacenter."</w:t>
+        <w:t>"Mr. CIO, we do not require you to rip and replace anything. ULMS operates as a specialized digital lending layer that interfaces cleanly with your existing CBS via standard REST APIs. The platform runs entirely on-premises in your private datacenter on modern Spring Boot 4 and PostgreSQL 17, with Keycloak 26 identity and zero proprietary lock-in. And if you ever need an engineer on-site, our team is at Youth Tower, 30-minute on-site SLA coverage across metro Dhaka."</w:t>
       </w:r>
     </w:p>
     <w:p>
@@ -2624,7 +2624,7 @@
           <w:color w:val="222222"/>
           <w:sz w:val="19"/>
         </w:rPr>
-        <w:t>"Mr. CFO, every dollar you spend on a foreign LMS is subject to currency depreciation, central bank outward remittance approvals, and high withholding taxes. ULMS is billed 100% in local currency (BDT) at 80% lower cost. Over 5 years, we save your bank more than ৳18 Crore in direct IT spend while delivering full capital payback in under 9 months."</w:t>
+        <w:t>"Mr. CFO, every dollar you spend on a foreign LMS is subject to currency depreciation, central bank outward remittance approvals, and high withholding taxes. ULMS is billed 100% in local currency (BDT) at 80% lower cost. Over 5 years, we save your bank ৳89.30 Crore five-year TCO variance against foreign LMS vendors (DOC-32) while delivering full capital payback in under 9 months."</w:t>
       </w:r>
     </w:p>
     <w:p>
@@ -4780,7 +4780,7 @@
                 <w:color w:val="222222"/>
                 <w:sz w:val="18"/>
               </w:rPr>
-              <w:t xml:space="preserve"> showing that ULMS pays for itself in 8.5 months through operational savings.</w:t>
+              <w:t xml:space="preserve"> showing that ULMS pays for itself in 6.64 months (base case; 8.5 under conservative phased adoption) through operational savings.</w:t>
             </w:r>
           </w:p>
         </w:tc>
@@ -5496,6 +5496,19 @@
         <w:t>Unisoft Systems Limited — Enterprise Sales Enablement Division.</w:t>
       </w:r>
     </w:p>
+    <w:p>
+      <w:r>
+        <w:rPr>
+          <w:b/>
+        </w:rPr>
+        <w:t>Addendum — v3.1.0 corrections (Independent Forensic Re-audit, 8 October 2026)</w:t>
+      </w:r>
+    </w:p>
+    <w:p>
+      <w:r>
+        <w:t>Canonical figures per DOC-32: base payback 6.64 months; conservative 8.5; five-year foreign-vendor TCO variance ৳89.30 Crore.</w:t>
+      </w:r>
+    </w:p>
     <w:sectPr>
       <w:headerReference w:type="default" r:id="rId9"/>
       <w:footerReference w:type="default" r:id="rId10"/>

--- a/business_document/02_sales_enablement/DOC-08_Buyer_Persona_Matrix.docx
+++ b/business_document/02_sales_enablement/DOC-08_Buyer_Persona_Matrix.docx
@@ -774,17 +774,7 @@
                 <w:color w:val="1E2660"/>
                 <w:sz w:val="18"/>
               </w:rPr>
-              <w:t xml:space="preserve">System Architecture Specification (Mermaid DSL):  </w:t>
-            </w:r>
-            <w:r>
-              <w:rPr>
-                <w:rFonts w:ascii="Calibri" w:hAnsi="Calibri" w:eastAsia="Calibri"/>
-                <w:b w:val="0"/>
-                <w:i w:val="0"/>
-                <w:color w:val="222222"/>
-                <w:sz w:val="18"/>
-              </w:rPr>
-              <w:t>[Diagram Topology: flowchart TD]</w:t>
+              <w:t>System Architecture Specification (Mermaid DSL):  [Diagram Topology: flowchart TD]</w:t>
               <w:br/>
               <w:t>flowchart TD</w:t>
               <w:br/>
@@ -796,7 +786,16 @@
               <w:br/>
               <w:t xml:space="preserve">        CRO["2. Chief Risk Officer (CRO)&lt;br/&gt;Asset Quality &amp; BRPD 15/2024"]</w:t>
               <w:br/>
-              <w:t xml:space="preserve">        CIO["3. Chief Information Officer (CIO)&lt;br/&gt;Architecture, CBS &amp; Security"]</w:t>
+              <w:t xml:space="preserve">        CIO["3. Chief Information Officer (CIO)&lt;br/&gt;Architecture, CBS &amp; Security"]        CFO["4. Chief Financial Officer&lt;br/&gt;TCO, Budget and ROI Authority"]        CTO["5. Chief Technology Officer&lt;br/&gt;Integration and Data Migration"]        HEAD_RETAIL["6. Head of Retail Banking&lt;br/&gt;Branch Operations and TAT"]    end    MD --&gt; ttee</w:t>
+            </w:r>
+            <w:r>
+              <w:rPr>
+                <w:rFonts w:ascii="Calibri" w:hAnsi="Calibri" w:eastAsia="Calibri"/>
+                <w:b w:val="0"/>
+                <w:i w:val="0"/>
+                <w:color w:val="222222"/>
+                <w:sz w:val="18"/>
+              </w:rPr>
             </w:r>
           </w:p>
         </w:tc>
